--- a/blog/docx/11-dessins-animes-petits-calme-excitation.docx
+++ b/blog/docx/11-dessins-animes-petits-calme-excitation.docx
@@ -4,573 +4,748 @@
   <w:body>
     <w:tbl>
       <w:tblPr>
-        <w:tblStyle w:val="Table"/>
-        <w:tblW w:type="pct" w:w="5000"/>
+        <w:tblW w:type="auto" w:w="0"/>
         <w:tblLayout w:type="fixed"/>
-        <w:tblLook w:firstRow="1" w:lastRow="0" w:firstColumn="0" w:lastColumn="0" w:noHBand="0" w:noVBand="0" w:val="0020"/>
+        <w:tblLook w:firstColumn="1" w:firstRow="1" w:lastColumn="0" w:lastRow="0" w:noHBand="0" w:noVBand="1" w:val="04A0"/>
+        <w:tblBorders>
+          <w:top w:val="single" w:sz="4" w:color="D9D9D9"/>
+          <w:left w:val="single" w:sz="4" w:color="D9D9D9"/>
+          <w:bottom w:val="single" w:sz="4" w:color="D9D9D9"/>
+          <w:right w:val="single" w:sz="4" w:color="D9D9D9"/>
+          <w:insideH w:val="single" w:sz="4" w:color="D9D9D9"/>
+          <w:insideV w:val="single" w:sz="4" w:color="D9D9D9"/>
+        </w:tblBorders>
       </w:tblPr>
       <w:tblGrid>
-        <w:gridCol w:w="3960"/>
-        <w:gridCol w:w="3960"/>
+        <w:gridCol w:w="1656"/>
+        <w:gridCol w:w="8136"/>
       </w:tblGrid>
       <w:tr>
         <w:trPr>
-          <w:tblHeader w:val="on"/>
+          <w:cantSplit/>
+          <w:tblHeader/>
         </w:trPr>
         <w:tc>
-          <w:tcPr/>
+          <w:tcPr>
+            <w:tcW w:type="dxa" w:w="1656"/>
+            <w:vAlign w:val="center"/>
+            <w:shd w:fill="243746"/>
+            <w:tcMar>
+              <w:top w:w="90" w:type="dxa"/>
+              <w:left w:w="90" w:type="dxa"/>
+              <w:bottom w:w="90" w:type="dxa"/>
+              <w:right w:w="90" w:type="dxa"/>
+            </w:tcMar>
+          </w:tcPr>
           <w:p>
             <w:pPr>
-              <w:pStyle w:val="Compact"/>
+              <w:spacing w:after="40" w:before="40"/>
             </w:pPr>
             <w:r>
-              <w:t xml:space="preserve">Champ</w:t>
+              <w:rPr>
+                <w:b/>
+                <w:color w:val="FFFFFF"/>
+                <w:sz w:val="20"/>
+              </w:rPr>
+              <w:t>Champ</w:t>
             </w:r>
           </w:p>
         </w:tc>
         <w:tc>
-          <w:tcPr/>
+          <w:tcPr>
+            <w:tcW w:type="dxa" w:w="8136"/>
+            <w:vAlign w:val="center"/>
+            <w:shd w:fill="243746"/>
+            <w:tcMar>
+              <w:top w:w="90" w:type="dxa"/>
+              <w:left w:w="90" w:type="dxa"/>
+              <w:bottom w:w="90" w:type="dxa"/>
+              <w:right w:w="90" w:type="dxa"/>
+            </w:tcMar>
+          </w:tcPr>
           <w:p>
             <w:pPr>
-              <w:pStyle w:val="Compact"/>
+              <w:spacing w:after="40" w:before="40"/>
             </w:pPr>
             <w:r>
-              <w:t xml:space="preserve">Valeur</w:t>
+              <w:rPr>
+                <w:b/>
+                <w:color w:val="FFFFFF"/>
+                <w:sz w:val="20"/>
+              </w:rPr>
+              <w:t>Valeur</w:t>
             </w:r>
           </w:p>
         </w:tc>
       </w:tr>
       <w:tr>
+        <w:trPr>
+          <w:cantSplit/>
+        </w:trPr>
         <w:tc>
-          <w:tcPr/>
+          <w:tcPr>
+            <w:tcW w:type="dxa" w:w="1656"/>
+            <w:vAlign w:val="center"/>
+            <w:shd w:fill="FFFFFF"/>
+            <w:tcMar>
+              <w:top w:w="90" w:type="dxa"/>
+              <w:left w:w="90" w:type="dxa"/>
+              <w:bottom w:w="90" w:type="dxa"/>
+              <w:right w:w="90" w:type="dxa"/>
+            </w:tcMar>
+          </w:tcPr>
           <w:p>
             <w:pPr>
-              <w:pStyle w:val="Compact"/>
+              <w:spacing w:after="40" w:before="40"/>
             </w:pPr>
             <w:r>
-              <w:t xml:space="preserve">Titre</w:t>
+              <w:rPr>
+                <w:color w:val="000000"/>
+                <w:sz w:val="20"/>
+              </w:rPr>
+              <w:t>Titre</w:t>
             </w:r>
           </w:p>
         </w:tc>
         <w:tc>
-          <w:tcPr/>
+          <w:tcPr>
+            <w:tcW w:type="dxa" w:w="8136"/>
+            <w:vAlign w:val="center"/>
+            <w:shd w:fill="FFFFFF"/>
+            <w:tcMar>
+              <w:top w:w="90" w:type="dxa"/>
+              <w:left w:w="90" w:type="dxa"/>
+              <w:bottom w:w="90" w:type="dxa"/>
+              <w:right w:w="90" w:type="dxa"/>
+            </w:tcMar>
+          </w:tcPr>
           <w:p>
             <w:pPr>
-              <w:pStyle w:val="Compact"/>
+              <w:spacing w:after="40" w:before="40"/>
             </w:pPr>
             <w:r>
-              <w:t xml:space="preserve">Dessins animés pour les petits : ce qui apaise vraiment, ce qui excite trop</w:t>
+              <w:rPr>
+                <w:color w:val="000000"/>
+                <w:sz w:val="20"/>
+              </w:rPr>
+              <w:t>Choisir un dessin animé au rythme doux pour les 3 à 6 ans</w:t>
             </w:r>
           </w:p>
         </w:tc>
       </w:tr>
       <w:tr>
+        <w:trPr>
+          <w:cantSplit/>
+        </w:trPr>
         <w:tc>
-          <w:tcPr/>
+          <w:tcPr>
+            <w:tcW w:type="dxa" w:w="1656"/>
+            <w:vAlign w:val="center"/>
+            <w:shd w:fill="F4F6F7"/>
+            <w:tcMar>
+              <w:top w:w="90" w:type="dxa"/>
+              <w:left w:w="90" w:type="dxa"/>
+              <w:bottom w:w="90" w:type="dxa"/>
+              <w:right w:w="90" w:type="dxa"/>
+            </w:tcMar>
+          </w:tcPr>
           <w:p>
             <w:pPr>
-              <w:pStyle w:val="Compact"/>
+              <w:spacing w:after="40" w:before="40"/>
             </w:pPr>
             <w:r>
-              <w:t xml:space="preserve">Slug</w:t>
+              <w:rPr>
+                <w:color w:val="000000"/>
+                <w:sz w:val="20"/>
+              </w:rPr>
+              <w:t>Slug</w:t>
             </w:r>
           </w:p>
         </w:tc>
         <w:tc>
-          <w:tcPr/>
+          <w:tcPr>
+            <w:tcW w:type="dxa" w:w="8136"/>
+            <w:vAlign w:val="center"/>
+            <w:shd w:fill="F4F6F7"/>
+            <w:tcMar>
+              <w:top w:w="90" w:type="dxa"/>
+              <w:left w:w="90" w:type="dxa"/>
+              <w:bottom w:w="90" w:type="dxa"/>
+              <w:right w:w="90" w:type="dxa"/>
+            </w:tcMar>
+          </w:tcPr>
           <w:p>
             <w:pPr>
-              <w:pStyle w:val="Compact"/>
+              <w:spacing w:after="40" w:before="40"/>
             </w:pPr>
             <w:r>
-              <w:t xml:space="preserve">dessins-animes-petits-calme-excitation</w:t>
+              <w:rPr>
+                <w:color w:val="000000"/>
+                <w:sz w:val="20"/>
+              </w:rPr>
+              <w:t>dessins-animes-petits-calme-excitation</w:t>
             </w:r>
           </w:p>
         </w:tc>
       </w:tr>
       <w:tr>
+        <w:trPr>
+          <w:cantSplit/>
+        </w:trPr>
         <w:tc>
-          <w:tcPr/>
+          <w:tcPr>
+            <w:tcW w:type="dxa" w:w="1656"/>
+            <w:vAlign w:val="center"/>
+            <w:shd w:fill="FFFFFF"/>
+            <w:tcMar>
+              <w:top w:w="90" w:type="dxa"/>
+              <w:left w:w="90" w:type="dxa"/>
+              <w:bottom w:w="90" w:type="dxa"/>
+              <w:right w:w="90" w:type="dxa"/>
+            </w:tcMar>
+          </w:tcPr>
           <w:p>
             <w:pPr>
-              <w:pStyle w:val="Compact"/>
+              <w:spacing w:after="40" w:before="40"/>
             </w:pPr>
             <w:r>
-              <w:t xml:space="preserve">Catégorie</w:t>
+              <w:rPr>
+                <w:color w:val="000000"/>
+                <w:sz w:val="20"/>
+              </w:rPr>
+              <w:t>Catégorie</w:t>
             </w:r>
           </w:p>
         </w:tc>
         <w:tc>
-          <w:tcPr/>
+          <w:tcPr>
+            <w:tcW w:type="dxa" w:w="8136"/>
+            <w:vAlign w:val="center"/>
+            <w:shd w:fill="FFFFFF"/>
+            <w:tcMar>
+              <w:top w:w="90" w:type="dxa"/>
+              <w:left w:w="90" w:type="dxa"/>
+              <w:bottom w:w="90" w:type="dxa"/>
+              <w:right w:w="90" w:type="dxa"/>
+            </w:tcMar>
+          </w:tcPr>
           <w:p>
             <w:pPr>
-              <w:pStyle w:val="Compact"/>
+              <w:spacing w:after="40" w:before="40"/>
             </w:pPr>
             <w:r>
-              <w:t xml:space="preserve">films-series</w:t>
+              <w:rPr>
+                <w:color w:val="000000"/>
+                <w:sz w:val="20"/>
+              </w:rPr>
+              <w:t>films-series</w:t>
             </w:r>
           </w:p>
         </w:tc>
       </w:tr>
       <w:tr>
+        <w:trPr>
+          <w:cantSplit/>
+        </w:trPr>
         <w:tc>
-          <w:tcPr/>
+          <w:tcPr>
+            <w:tcW w:type="dxa" w:w="1656"/>
+            <w:vAlign w:val="center"/>
+            <w:shd w:fill="F4F6F7"/>
+            <w:tcMar>
+              <w:top w:w="90" w:type="dxa"/>
+              <w:left w:w="90" w:type="dxa"/>
+              <w:bottom w:w="90" w:type="dxa"/>
+              <w:right w:w="90" w:type="dxa"/>
+            </w:tcMar>
+          </w:tcPr>
           <w:p>
             <w:pPr>
-              <w:pStyle w:val="Compact"/>
+              <w:spacing w:after="40" w:before="40"/>
             </w:pPr>
             <w:r>
-              <w:t xml:space="preserve">Auteur</w:t>
+              <w:rPr>
+                <w:color w:val="000000"/>
+                <w:sz w:val="20"/>
+              </w:rPr>
+              <w:t>Auteur</w:t>
             </w:r>
           </w:p>
         </w:tc>
         <w:tc>
-          <w:tcPr/>
+          <w:tcPr>
+            <w:tcW w:type="dxa" w:w="8136"/>
+            <w:vAlign w:val="center"/>
+            <w:shd w:fill="F4F6F7"/>
+            <w:tcMar>
+              <w:top w:w="90" w:type="dxa"/>
+              <w:left w:w="90" w:type="dxa"/>
+              <w:bottom w:w="90" w:type="dxa"/>
+              <w:right w:w="90" w:type="dxa"/>
+            </w:tcMar>
+          </w:tcPr>
           <w:p>
             <w:pPr>
-              <w:pStyle w:val="Compact"/>
+              <w:spacing w:after="40" w:before="40"/>
             </w:pPr>
             <w:r>
-              <w:t xml:space="preserve">L'équipe Totem Avisé</w:t>
+              <w:rPr>
+                <w:color w:val="000000"/>
+                <w:sz w:val="20"/>
+              </w:rPr>
+              <w:t>Totem Avisé</w:t>
             </w:r>
           </w:p>
         </w:tc>
       </w:tr>
       <w:tr>
+        <w:trPr>
+          <w:cantSplit/>
+        </w:trPr>
         <w:tc>
-          <w:tcPr/>
+          <w:tcPr>
+            <w:tcW w:type="dxa" w:w="1656"/>
+            <w:vAlign w:val="center"/>
+            <w:shd w:fill="FFFFFF"/>
+            <w:tcMar>
+              <w:top w:w="90" w:type="dxa"/>
+              <w:left w:w="90" w:type="dxa"/>
+              <w:bottom w:w="90" w:type="dxa"/>
+              <w:right w:w="90" w:type="dxa"/>
+            </w:tcMar>
+          </w:tcPr>
           <w:p>
             <w:pPr>
-              <w:pStyle w:val="Compact"/>
+              <w:spacing w:after="40" w:before="40"/>
             </w:pPr>
             <w:r>
-              <w:t xml:space="preserve">Résumé</w:t>
+              <w:rPr>
+                <w:color w:val="000000"/>
+                <w:sz w:val="20"/>
+              </w:rPr>
+              <w:t>Résumé</w:t>
             </w:r>
           </w:p>
         </w:tc>
         <w:tc>
-          <w:tcPr/>
+          <w:tcPr>
+            <w:tcW w:type="dxa" w:w="8136"/>
+            <w:vAlign w:val="center"/>
+            <w:shd w:fill="FFFFFF"/>
+            <w:tcMar>
+              <w:top w:w="90" w:type="dxa"/>
+              <w:left w:w="90" w:type="dxa"/>
+              <w:bottom w:w="90" w:type="dxa"/>
+              <w:right w:w="90" w:type="dxa"/>
+            </w:tcMar>
+          </w:tcPr>
           <w:p>
             <w:pPr>
-              <w:pStyle w:val="Compact"/>
+              <w:spacing w:after="40" w:before="40"/>
             </w:pPr>
             <w:r>
-              <w:t xml:space="preserve">Pour les 3-6 ans, tous les dessins animés ne produisent pas le même effet. Rythme, couleurs, bruit, peur : les critères à regarder.</w:t>
+              <w:rPr>
+                <w:color w:val="000000"/>
+                <w:sz w:val="20"/>
+              </w:rPr>
+              <w:t>Un dessin animé aux couleurs tendres peut raconter une histoire inquiétante. Choisissez un épisode précis, regardez ce qui s'y passe et prévoyez sa fin.</w:t>
             </w:r>
           </w:p>
         </w:tc>
       </w:tr>
       <w:tr>
+        <w:trPr>
+          <w:cantSplit/>
+        </w:trPr>
         <w:tc>
-          <w:tcPr/>
+          <w:tcPr>
+            <w:tcW w:type="dxa" w:w="1656"/>
+            <w:vAlign w:val="center"/>
+            <w:shd w:fill="F4F6F7"/>
+            <w:tcMar>
+              <w:top w:w="90" w:type="dxa"/>
+              <w:left w:w="90" w:type="dxa"/>
+              <w:bottom w:w="90" w:type="dxa"/>
+              <w:right w:w="90" w:type="dxa"/>
+            </w:tcMar>
+          </w:tcPr>
           <w:p>
             <w:pPr>
-              <w:pStyle w:val="Compact"/>
+              <w:spacing w:after="40" w:before="40"/>
             </w:pPr>
             <w:r>
-              <w:t xml:space="preserve">Titre SEO</w:t>
+              <w:rPr>
+                <w:color w:val="000000"/>
+                <w:sz w:val="20"/>
+              </w:rPr>
+              <w:t>Titre SEO</w:t>
             </w:r>
           </w:p>
         </w:tc>
         <w:tc>
-          <w:tcPr/>
+          <w:tcPr>
+            <w:tcW w:type="dxa" w:w="8136"/>
+            <w:vAlign w:val="center"/>
+            <w:shd w:fill="F4F6F7"/>
+            <w:tcMar>
+              <w:top w:w="90" w:type="dxa"/>
+              <w:left w:w="90" w:type="dxa"/>
+              <w:bottom w:w="90" w:type="dxa"/>
+              <w:right w:w="90" w:type="dxa"/>
+            </w:tcMar>
+          </w:tcPr>
           <w:p>
             <w:pPr>
-              <w:pStyle w:val="Compact"/>
+              <w:spacing w:after="40" w:before="40"/>
             </w:pPr>
             <w:r>
-              <w:t xml:space="preserve">Dessins animés petits : choisir un contenu calme</w:t>
+              <w:rPr>
+                <w:color w:val="000000"/>
+                <w:sz w:val="20"/>
+              </w:rPr>
+              <w:t>Dessin animé pour les 3 à 6 ans : que regarder ?</w:t>
             </w:r>
           </w:p>
         </w:tc>
       </w:tr>
       <w:tr>
+        <w:trPr>
+          <w:cantSplit/>
+        </w:trPr>
         <w:tc>
-          <w:tcPr/>
+          <w:tcPr>
+            <w:tcW w:type="dxa" w:w="1656"/>
+            <w:vAlign w:val="center"/>
+            <w:shd w:fill="FFFFFF"/>
+            <w:tcMar>
+              <w:top w:w="90" w:type="dxa"/>
+              <w:left w:w="90" w:type="dxa"/>
+              <w:bottom w:w="90" w:type="dxa"/>
+              <w:right w:w="90" w:type="dxa"/>
+            </w:tcMar>
+          </w:tcPr>
           <w:p>
             <w:pPr>
-              <w:pStyle w:val="Compact"/>
+              <w:spacing w:after="40" w:before="40"/>
             </w:pPr>
             <w:r>
-              <w:t xml:space="preserve">Description SEO</w:t>
+              <w:rPr>
+                <w:color w:val="000000"/>
+                <w:sz w:val="20"/>
+              </w:rPr>
+              <w:t>Description SEO</w:t>
             </w:r>
           </w:p>
         </w:tc>
         <w:tc>
-          <w:tcPr/>
+          <w:tcPr>
+            <w:tcW w:type="dxa" w:w="8136"/>
+            <w:vAlign w:val="center"/>
+            <w:shd w:fill="FFFFFF"/>
+            <w:tcMar>
+              <w:top w:w="90" w:type="dxa"/>
+              <w:left w:w="90" w:type="dxa"/>
+              <w:bottom w:w="90" w:type="dxa"/>
+              <w:right w:w="90" w:type="dxa"/>
+            </w:tcMar>
+          </w:tcPr>
           <w:p>
             <w:pPr>
-              <w:pStyle w:val="Compact"/>
+              <w:spacing w:after="40" w:before="40"/>
             </w:pPr>
             <w:r>
-              <w:t xml:space="preserve">Dessins animés pour petits : comment choisir un contenu adapté, calme et vraiment digeste pour les enfants de 3 à 6 ans.</w:t>
+              <w:rPr>
+                <w:color w:val="000000"/>
+                <w:sz w:val="20"/>
+              </w:rPr>
+              <w:t>Rythme, histoire, durée et fin de séance : des repères pour choisir un épisode avec un jeune enfant, sans promettre qu'un écran va le calmer.</w:t>
             </w:r>
           </w:p>
         </w:tc>
       </w:tr>
     </w:tbl>
-    <w:bookmarkStart w:id="24" w:name="X049c13383461ddbe8692716fcbe340d460db313"/>
     <w:p>
       <w:pPr>
         <w:pStyle w:val="Heading1"/>
       </w:pPr>
       <w:r>
-        <w:t xml:space="preserve">Dessins animés pour les petits : ce qui apaise vraiment, ce qui excite trop</w:t>
-      </w:r>
-    </w:p>
-    <w:p>
-      <w:pPr>
-        <w:pStyle w:val="FirstParagraph"/>
-      </w:pPr>
-      <w:r>
-        <w:t xml:space="preserve">Le même dessin animé peut faire deux choses opposées dans la même semaine. Un mercredi pluvieux, dix minutes de personnage familier pendant que le repas chauffe, et tout se passe bien. Le lendemain soir, le même épisode lancé un peu trop tard transforme un enfant fatigué en pile électrique, relance les cauchemars, ou rend la coupure impossible. Ce n'est pas le dessin animé en soi qui change. C'est tout ce qui l'entoure.</w:t>
-      </w:r>
-    </w:p>
-    <w:p>
-      <w:pPr>
-        <w:pStyle w:val="BodyText"/>
-      </w:pPr>
-      <w:r>
-        <w:t xml:space="preserve">Pour les 3-6 ans, la vraie question n'est presque jamais « dessin animé ou pas ». Elle porte sur le rythme, le son, la durée, le moment de la journée, l'âge de l'enfant et la présence d'un adulte à côté. À cet âge, l'image animée capte très fort l'attention, et elle est souvent mal décodée. Un petit ne distingue pas toujours l'exagération du danger réel, le second degré de la menace, le programme de la publicité. Il a besoin de contenus simples, lisibles, un peu répétitifs, et de ne pas se retrouver seul devant l'écran.</w:t>
-      </w:r>
-    </w:p>
-    <w:bookmarkStart w:id="9" w:name="X0b280cb3fdf53b340a77c69d794f8c068fc312b"/>
+        <w:t>Choisir un dessin animé au rythme doux pour les 3 à 6 ans</w:t>
+      </w:r>
+    </w:p>
+    <w:p>
+      <w:pPr/>
+      <w:r>
+        <w:t>Un petit lapin sur une affiche pastel, une musique légère, un programme rangé dans la rubrique « tout-petits ». Voilà qui semble rassurant. Puis le lapin perd sa maman dans la forêt. Votre enfant n'a pas forcément remarqué les couleurs pastel.</w:t>
+      </w:r>
+    </w:p>
+    <w:p>
+      <w:pPr/>
+      <w:r>
+        <w:t xml:space="preserve">Pour choisir un dessin animé, l'ambiance visuelle donne une première indication. Il faut aussi regarder l'histoire, les sons et la façon dont elle se termine. </w:t>
+      </w:r>
+      <w:r>
+        <w:rPr>
+          <w:b/>
+        </w:rPr>
+        <w:t>Le bon niveau de détail, c'est souvent l'épisode.</w:t>
+      </w:r>
+      <w:r>
+        <w:t xml:space="preserve"> Deux aventures des mêmes personnages peuvent susciter des réactions très différentes.</w:t>
+      </w:r>
+    </w:p>
     <w:p>
       <w:pPr>
         <w:pStyle w:val="Heading2"/>
       </w:pPr>
       <w:r>
-        <w:t xml:space="preserve">Avant 3 ans : la consigne est désormais écrite noir sur blanc</w:t>
-      </w:r>
-    </w:p>
-    <w:p>
-      <w:pPr>
-        <w:pStyle w:val="FirstParagraph"/>
-      </w:pPr>
-      <w:r>
-        <w:t xml:space="preserve">Depuis janvier 2025, le carnet de santé remis à chaque naissance intègre une recommandation devenue très explicite : avant 3 ans, on n'expose pas l'enfant aux écrans, y compris en fond sonore. La logique tient en une phrase : à cet âge, on apprend par le corps, la voix, le visage, le jeu, l'imitation, et l'écran ne remplace aucune de ces interactions. Une étude française menée en Ille-et-Vilaine a observé une association entre certaines habitudes d'exposition aux écrans, notamment le matin avant l'école et sans échange sur ce qui est regardé, et des troubles primaires du langage. Elle ne permet toutefois pas, à elle seule, d'établir un lien de cause à effet.</w:t>
-      </w:r>
-    </w:p>
-    <w:p>
-      <w:pPr>
-        <w:pStyle w:val="BodyText"/>
-      </w:pPr>
-      <w:r>
-        <w:t xml:space="preserve">La consigne s'est aussi traduite dans les faits collectifs : depuis un arrêté du 27 juin 2025, l'exposition des moins de 3 ans aux écrans est interdite dans les lieux d'accueil du jeune enfant, crèches et assistantes maternelles comprises. Cette interdiction vise les structures et les professionnels, pas les familles à la maison ; pour les parents, le carnet de santé reste une recommandation forte, pas une obligation légale.</w:t>
-      </w:r>
-    </w:p>
-    <w:p>
-      <w:pPr>
-        <w:pStyle w:val="BodyText"/>
-      </w:pPr>
-      <w:r>
-        <w:t xml:space="preserve">Cela ne veut pas dire qu'un appel vidéo avec une grand-mère ou une exception un jour de maladie va tout abîmer. Le message est ailleurs : l'écran ne devrait pas devenir le réflexe d'apaisement des tout-petits. À partir de 3 ans, on peut introduire certains contenus, mais avec mesure, en choisissant court, calme et accompagné.</w:t>
-      </w:r>
-    </w:p>
-    <w:bookmarkEnd w:id="9"/>
-    <w:bookmarkStart w:id="10" w:name="Xef72863e03ec130ec5ad8c4a978f10b649df88e"/>
-    <w:p>
-      <w:pPr>
-        <w:pStyle w:val="Heading2"/>
-      </w:pPr>
-      <w:r>
-        <w:t xml:space="preserve">Le rythme, ce critère que personne ne regarde</w:t>
-      </w:r>
-    </w:p>
-    <w:p>
-      <w:pPr>
-        <w:pStyle w:val="FirstParagraph"/>
-      </w:pPr>
-      <w:r>
-        <w:t xml:space="preserve">On vérifie souvent l'âge conseillé, plus rarement le rythme. C'est pourtant là que beaucoup de choses se jouent. Un programme peut être tout à fait « de son âge » et rester trop rapide pour un enfant donné : plans qui durent une seconde, cris, musique sans pause, couleurs saturées, rebondissement toutes les dix secondes. Tout cela retient l'attention, mais épuise.</w:t>
-      </w:r>
-    </w:p>
-    <w:p>
-      <w:pPr>
-        <w:pStyle w:val="BodyText"/>
-      </w:pPr>
-      <w:r>
-        <w:t xml:space="preserve">Un contenu calme n'est pas un contenu ennuyeux. Il peut être drôle, tendre, plein de vie. Simplement, il laisse respirer. Les personnages parlent clairement, les émotions sont lisibles, les scènes durent assez longtemps pour être comprises, et il n'y a pas une récompense visuelle toutes les deux secondes.</w:t>
-      </w:r>
-    </w:p>
-    <w:p>
-      <w:pPr>
-        <w:pStyle w:val="BodyText"/>
-      </w:pPr>
-      <w:r>
-        <w:t xml:space="preserve">Le test le plus simple reste de regarder deux minutes vous-même, avec le son. Si vous vous sentez pressé, bombardé, un peu agacé au bout de cent vingt secondes, il y a de bonnes chances que votre enfant le ressente aussi, même s'il a l'air parfaitement scotché.</w:t>
-      </w:r>
-    </w:p>
-    <w:bookmarkEnd w:id="10"/>
-    <w:bookmarkStart w:id="11" w:name="ce-qui-apaise-ce-qui-excite"/>
-    <w:p>
-      <w:pPr>
-        <w:pStyle w:val="Heading2"/>
-      </w:pPr>
-      <w:r>
-        <w:t xml:space="preserve">Ce qui apaise, ce qui excite</w:t>
-      </w:r>
-    </w:p>
-    <w:p>
-      <w:pPr>
-        <w:pStyle w:val="FirstParagraph"/>
-      </w:pPr>
-      <w:r>
-        <w:t xml:space="preserve">Les dessins animés qui passent bien chez les 3-6 ans se ressemblent souvent. Ils racontent une histoire simple, un problème, une émotion, une résolution, sans intrigue alambiquée. Ils s'appuient sur des personnages stables : retrouver les mêmes héros rassure, l'enfant anticipe et se sent en terrain connu. Ils gardent les menaces à un niveau supportable, un petit conflit plutôt qu'une terreur qui s'installe. Ils restent courts, un épisode de sept minutes valant souvent mieux qu'un tunnel d'une heure. Et surtout, ils donnent envie de parler ou de jouer ensuite. Un dessin animé apaisant ne cherche pas à capter l'enfant à tout prix ; il le laisse ressortir encore disponible.</w:t>
-      </w:r>
-    </w:p>
-    <w:p>
-      <w:pPr>
-        <w:pStyle w:val="BodyText"/>
-      </w:pPr>
-      <w:r>
-        <w:t xml:space="preserve">À l'inverse, ce qui excite trop se repère moins pendant le visionnage qu'après. L'enfant saute partout, crie, refuse de couper, réclame aussitôt un autre épisode, devient irritable, n'arrive plus à jouer seul, ou se met à rejouer des gestes agressifs. Cela ne signifie pas que le contenu est « mauvais ». Cela veut souvent dire qu'il ne convient pas à cet enfant, à ce moment précis. Quelques ingrédients reviennent dans les programmes qui surchauffent : beaucoup de cris, un montage très rapide, des poursuites permanentes, un humour fondé sur la chute ou la moquerie, des personnages sans cesse en conflit, une musique qui ne s'arrête jamais, et des fins suspendues qui poussent à enchaîner. Plus l'enfant est fatigué, plus ces éléments pèsent.</w:t>
-      </w:r>
-    </w:p>
-    <w:bookmarkEnd w:id="11"/>
-    <w:bookmarkStart w:id="12" w:name="X2cdb834ca5780b9910c56d101855241e8590d88"/>
-    <w:p>
-      <w:pPr>
-        <w:pStyle w:val="Heading2"/>
-      </w:pPr>
-      <w:r>
-        <w:t xml:space="preserve">Le moment de la journée pèse plus qu'on ne croit</w:t>
-      </w:r>
-    </w:p>
-    <w:p>
-      <w:pPr>
-        <w:pStyle w:val="FirstParagraph"/>
-      </w:pPr>
-      <w:r>
-        <w:t xml:space="preserve">Un dessin animé du dimanche matin et un dessin animé lancé à 19 h 45 juste avant le lit n'ont rien à voir. Chez les petits, la transition vers le sommeil est fragile, et les images, même conçues « pour enfants », peuvent revenir la nuit. Ameli rappelle d'ailleurs combien le sommeil des jeunes enfants se construit par étapes et se laisse facilement perturber.</w:t>
-      </w:r>
-    </w:p>
-    <w:p>
-      <w:pPr>
-        <w:pStyle w:val="BodyText"/>
-      </w:pPr>
-      <w:r>
-        <w:t xml:space="preserve">Si vous tenez à un dessin animé en fin de journée, prenez le plus calme possible, court, déjà connu, sans surprise. Et gardez un temps tampon après : histoire, bain, pyjama, lumière douce. L'écran ne devrait pas être la dernière image de la journée. Pour certains enfants, même un contenu doux reste trop stimulant le soir ; dans ce cas, mieux vaut déplacer l'écran plus tôt que de chercher le dessin animé idéal qui n'existe pas.</w:t>
-      </w:r>
-    </w:p>
-    <w:bookmarkEnd w:id="12"/>
-    <w:bookmarkStart w:id="13" w:name="regarder-avec-au-moins-de-temps-en-temps"/>
-    <w:p>
-      <w:pPr>
-        <w:pStyle w:val="Heading2"/>
-      </w:pPr>
-      <w:r>
-        <w:t xml:space="preserve">Regarder avec, au moins de temps en temps</w:t>
-      </w:r>
-    </w:p>
-    <w:p>
-      <w:pPr>
-        <w:pStyle w:val="FirstParagraph"/>
-      </w:pPr>
-      <w:r>
-        <w:t xml:space="preserve">On ne peut évidemment pas s'asseoir à chaque épisode. Mais le faire régulièrement change beaucoup de choses. On voit ce qui fait rire, ce qui inquiète, ce qui n'est pas compris. On peut nommer ce qui se passe à l'écran : « Il est fâché », « Elle a eu peur », « Ils se sont réconciliés. » Ces petites phrases transforment le visionnage en apprentissage du langage et des émotions, et elles aident à repérer vite les contenus qui passent mal.</w:t>
-      </w:r>
-    </w:p>
-    <w:p>
-      <w:pPr>
-        <w:pStyle w:val="BodyText"/>
-      </w:pPr>
-      <w:r>
-        <w:t xml:space="preserve">Après l'épisode, une seule question suffit, du genre « Tu as préféré quel moment ? », « Il était triste ou en colère ? », « Tu veux rejouer l'histoire ? ». Si l'enfant réclame surtout « encore » sans rien vouloir en dire, cela peut être un signal à observer, surtout si la coupure devient régulièrement conflictuelle.</w:t>
-      </w:r>
-    </w:p>
-    <w:bookmarkEnd w:id="13"/>
-    <w:bookmarkStart w:id="14" w:name="la-coupure-se-prépare-avant-pas-pendant"/>
-    <w:p>
-      <w:pPr>
-        <w:pStyle w:val="Heading2"/>
-      </w:pPr>
-      <w:r>
-        <w:t xml:space="preserve">La coupure se prépare avant, pas pendant</w:t>
-      </w:r>
-    </w:p>
-    <w:p>
-      <w:pPr>
-        <w:pStyle w:val="FirstParagraph"/>
-      </w:pPr>
-      <w:r>
-        <w:t xml:space="preserve">Couper l'écran reste difficile chez les petits, et ce n'est pas toujours de la mauvaise volonté. L'écran capte fort et l'enfant ne sait pas encore bien se réguler tout seul. Le plus efficace est d'annoncer la limite à l'avance, « Un épisode, puis on coupe », de montrer la fin, « Quand la chanson revient, c'est terminé », et de proposer une suite concrète, « Après, tu choisis le livre » ou « Après, tu m'aides à mettre les assiettes ».</w:t>
-      </w:r>
-    </w:p>
-    <w:p>
-      <w:pPr>
-        <w:pStyle w:val="BodyText"/>
-      </w:pPr>
-      <w:r>
-        <w:t xml:space="preserve">Évitez aussi de couper en plein milieu d'une scène intense. Quand c'est possible, des formats courts avec une vraie fin font la moitié du travail : la structure du contenu vient soutenir la règle de la maison au lieu de la combattre.</w:t>
-      </w:r>
-    </w:p>
-    <w:bookmarkEnd w:id="14"/>
-    <w:bookmarkStart w:id="19" w:name="X193b316e5fa204dbefe91fac039a5c32c1f9d6d"/>
-    <w:p>
-      <w:pPr>
-        <w:pStyle w:val="Heading2"/>
-      </w:pPr>
-      <w:r>
-        <w:t xml:space="preserve">Une petite bibliothèque sûre vaut mieux qu'un catalogue infini</w:t>
-      </w:r>
-    </w:p>
-    <w:p>
-      <w:pPr>
-        <w:pStyle w:val="FirstParagraph"/>
-      </w:pPr>
-      <w:r>
-        <w:t xml:space="preserve">Pour un jeune enfant, le plus reposant est rarement la nouveauté permanente. Une poignée de programmes connus, testés, rassurants suffit largement. Trois ou quatre titres adaptés valent mieux qu'un catalogue sans fond qui relance la négociation à chaque fois. Cette petite sélection peut évoluer doucement : on ajoute un contenu, puis on observe le sommeil, le retour au calme, les jeux qui suivent. Si l'enfant rejoue l'histoire, pose des questions ou fredonne la musique, c'est bon signe. Si tout finit en colère, en agitation ou en demande compulsive d'enchaîner, le programme n'est sans doute pas le bon, même s'il s'affiche « pour enfants ».</w:t>
-      </w:r>
-    </w:p>
-    <w:p>
-      <w:pPr>
-        <w:pStyle w:val="BodyText"/>
-      </w:pPr>
-      <w:r>
-        <w:t xml:space="preserve">C'est exactement ce travail de nuance que nous essayons de faciliter. Sur les fiches</w:t>
-      </w:r>
-      <w:r>
-        <w:t xml:space="preserve"> </w:t>
-      </w:r>
-      <w:hyperlink r:id="rId15">
-        <w:r>
-          <w:rPr>
-            <w:rStyle w:val="Hyperlink"/>
-          </w:rPr>
-          <w:t xml:space="preserve">films</w:t>
-        </w:r>
-      </w:hyperlink>
-      <w:r>
-        <w:t xml:space="preserve"> </w:t>
-      </w:r>
-      <w:r>
-        <w:t xml:space="preserve">et</w:t>
-      </w:r>
-      <w:r>
-        <w:t xml:space="preserve"> </w:t>
-      </w:r>
-      <w:hyperlink r:id="rId16">
-        <w:r>
-          <w:rPr>
-            <w:rStyle w:val="Hyperlink"/>
-          </w:rPr>
-          <w:t xml:space="preserve">séries</w:t>
-        </w:r>
-      </w:hyperlink>
-      <w:r>
-        <w:t xml:space="preserve">, nous regardons l'âge conseillé mais aussi le ton, les éléments sensibles et les dimensions positives, parce qu'un contenu peut être officiellement accessible et pourtant trop rapide, trop bruyant, trop sombre ou trop long pour un petit. Notre</w:t>
-      </w:r>
-      <w:r>
-        <w:t xml:space="preserve"> </w:t>
-      </w:r>
-      <w:hyperlink r:id="rId17">
-        <w:r>
-          <w:rPr>
-            <w:rStyle w:val="Hyperlink"/>
-          </w:rPr>
-          <w:t xml:space="preserve">méthode</w:t>
-        </w:r>
-      </w:hyperlink>
-      <w:r>
-        <w:t xml:space="preserve"> </w:t>
-      </w:r>
-      <w:r>
-        <w:t xml:space="preserve">aide à raisonner en sensibilité plutôt qu'en simple catégorie, et notre article sur les</w:t>
-      </w:r>
-      <w:r>
-        <w:t xml:space="preserve"> </w:t>
-      </w:r>
-      <w:hyperlink r:id="rId18">
-        <w:r>
-          <w:rPr>
-            <w:rStyle w:val="Hyperlink"/>
-          </w:rPr>
-          <w:t xml:space="preserve">règles de temps d'écran</w:t>
-        </w:r>
-      </w:hyperlink>
-      <w:r>
-        <w:t xml:space="preserve"> </w:t>
-      </w:r>
-      <w:r>
-        <w:t xml:space="preserve">donne un cadre simple à poser autour de ces moments de visionnage.</w:t>
-      </w:r>
-    </w:p>
-    <w:p>
-      <w:pPr>
-        <w:pStyle w:val="BodyText"/>
-      </w:pPr>
-      <w:r>
-        <w:t xml:space="preserve">Un bon dessin animé pour un petit ne se mesure donc pas à sa capacité à le faire taire. On le reconnaît plutôt à ce qu'il respecte son rythme, ses peurs et son sommeil, et le laisse revenir tranquillement au reste de la journée.</w:t>
-      </w:r>
-    </w:p>
-    <w:bookmarkEnd w:id="19"/>
-    <w:bookmarkStart w:id="23" w:name="pour-aller-plus-loin"/>
-    <w:p>
-      <w:pPr>
-        <w:pStyle w:val="Heading2"/>
-      </w:pPr>
-      <w:r>
-        <w:t xml:space="preserve">Pour aller plus loin</w:t>
-      </w:r>
-    </w:p>
-    <w:p>
-      <w:pPr>
-        <w:pStyle w:val="Compact"/>
-        <w:numPr>
-          <w:ilvl w:val="0"/>
-          <w:numId w:val="1001"/>
-        </w:numPr>
-      </w:pPr>
-      <w:hyperlink r:id="rId20">
-        <w:r>
-          <w:rPr>
-            <w:rStyle w:val="Hyperlink"/>
-          </w:rPr>
-          <w:t xml:space="preserve">Comment adapter l'usage des écrans à l'âge de l'enfant ou de l'adolescent ? (Ameli)</w:t>
-        </w:r>
-      </w:hyperlink>
-    </w:p>
-    <w:p>
-      <w:pPr>
-        <w:pStyle w:val="Compact"/>
-        <w:numPr>
-          <w:ilvl w:val="0"/>
-          <w:numId w:val="1001"/>
-        </w:numPr>
-      </w:pPr>
-      <w:hyperlink r:id="rId21">
-        <w:r>
-          <w:rPr>
-            <w:rStyle w:val="Hyperlink"/>
-          </w:rPr>
-          <w:t xml:space="preserve">Sommeil de l'enfant : ses étapes, sa durée et ses troubles (Ameli)</w:t>
-        </w:r>
-      </w:hyperlink>
-    </w:p>
-    <w:p>
-      <w:pPr>
-        <w:pStyle w:val="Compact"/>
-        <w:numPr>
-          <w:ilvl w:val="0"/>
-          <w:numId w:val="1001"/>
-        </w:numPr>
-      </w:pPr>
+        <w:t>Avant de chercher le programme le plus doux</w:t>
+      </w:r>
+    </w:p>
+    <w:p>
+      <w:pPr/>
+      <w:r>
+        <w:t xml:space="preserve">Les </w:t>
+      </w:r>
       <w:hyperlink r:id="rId22">
         <w:r>
           <w:rPr>
-            <w:rStyle w:val="Hyperlink"/>
+            <w:color w:val="205C77"/>
           </w:rPr>
-          <w:t xml:space="preserve">Bien grandir avec les écrans : des repères pour chaque âge (Éducation nationale)</w:t>
+          <w:t>repères de l'Éducation nationale</w:t>
         </w:r>
       </w:hyperlink>
-    </w:p>
-    <w:bookmarkEnd w:id="23"/>
-    <w:bookmarkEnd w:id="24"/>
+      <w:r>
+        <w:t xml:space="preserve"> recommandent d'éviter les écrans avant 3 ans. Entre 3 et 6 ans, leur usage reste déconseillé et doit être exceptionnel, avec un adulte et un contenu choisi. Un programme annoncé « éducatif » ne fait pas disparaître ces précautions.</w:t>
+      </w:r>
+    </w:p>
+    <w:p>
+      <w:pPr/>
+      <w:r>
+        <w:t>Si vous décidez de regarder un épisode ensemble, mieux vaut lui réserver un moment identifiable. La télévision allumée pendant les jeux, le repas ou la préparation au coucher rend le début et la fin beaucoup moins clairs.</w:t>
+      </w:r>
+    </w:p>
+    <w:p>
+      <w:pPr/>
+      <w:r>
+        <w:t>Et si votre enfant est déjà épuisé ou bouleversé, chercher le dessin animé qui va le calmer n'est pas forcément la bonne piste. Vous pouvez d'abord proposer de vous asseoir ensemble, lire quelques pages ou simplement rester à côté de lui. Pas besoin d'inventer une activité extraordinaire à chaque fin de journée.</w:t>
+      </w:r>
+    </w:p>
+    <w:p>
+      <w:pPr>
+        <w:pStyle w:val="Heading2"/>
+      </w:pPr>
+      <w:r>
+        <w:t>Ce que l'étiquette « calme » ne vous dit pas</w:t>
+      </w:r>
+    </w:p>
+    <w:p>
+      <w:pPr/>
+      <w:r>
+        <w:t>Un rythme doux se décrit par des éléments assez concrets : les personnages ont le temps de parler, les changements de scène restent faciles à suivre, la musique ne couvre pas les dialogues. Mais cela ne suffit pas à prévoir ce que ressentira votre enfant.</w:t>
+      </w:r>
+    </w:p>
+    <w:p>
+      <w:pPr/>
+      <w:r>
+        <w:t>Une scène silencieuse où un personnage se retrouve seul peut l'inquiéter davantage qu'une poursuite comique. Une dispute qui vous paraît anodine peut rappeler quelque chose qu'il vient de vivre.</w:t>
+      </w:r>
+    </w:p>
+    <w:p>
+      <w:pPr>
+        <w:keepNext/>
+      </w:pPr>
+      <w:r>
+        <w:t>Avant de lancer un épisode inconnu, posez-vous trois questions :</w:t>
+      </w:r>
+    </w:p>
+    <w:p>
+      <w:pPr>
+        <w:numPr>
+          <w:ilvl w:val="0"/>
+          <w:numId w:val="1003"/>
+        </w:numPr>
+        <w:spacing w:after="80"/>
+      </w:pPr>
+      <w:r>
+        <w:rPr>
+          <w:b/>
+        </w:rPr>
+        <w:t>Quel est le problème de l'histoire ?</w:t>
+      </w:r>
+      <w:r>
+        <w:t xml:space="preserve"> Un jouet cassé, une séparation, une menace, une dispute ?</w:t>
+      </w:r>
+    </w:p>
+    <w:p>
+      <w:pPr>
+        <w:numPr>
+          <w:ilvl w:val="0"/>
+          <w:numId w:val="1003"/>
+        </w:numPr>
+        <w:spacing w:after="80"/>
+      </w:pPr>
+      <w:r>
+        <w:rPr>
+          <w:b/>
+        </w:rPr>
+        <w:t>Comment est-il montré ?</w:t>
+      </w:r>
+      <w:r>
+        <w:t xml:space="preserve"> Par une conversation, des cris, une poursuite, une longue attente ?</w:t>
+      </w:r>
+    </w:p>
+    <w:p>
+      <w:pPr>
+        <w:numPr>
+          <w:ilvl w:val="0"/>
+          <w:numId w:val="1003"/>
+        </w:numPr>
+        <w:spacing w:after="80"/>
+      </w:pPr>
+      <w:r>
+        <w:rPr>
+          <w:b/>
+        </w:rPr>
+        <w:t>Comment cela se termine-t-il ?</w:t>
+      </w:r>
+      <w:r>
+        <w:t xml:space="preserve"> Le problème est-il résolu dans cet épisode ou faut-il en lancer un autre ?</w:t>
+      </w:r>
+    </w:p>
+    <w:p>
+      <w:pPr/>
+      <w:r>
+        <w:t>Le résumé aide à faire un premier tri. Pour un enfant très sensible à un thème, regarder l'épisode en amont reste plus instructif qu'une bande-annonce.</w:t>
+      </w:r>
+    </w:p>
+    <w:p>
+      <w:pPr>
+        <w:pStyle w:val="Heading2"/>
+      </w:pPr>
+      <w:r>
+        <w:t>Une piste courte à examiner ensemble</w:t>
+      </w:r>
+    </w:p>
+    <w:p>
+      <w:pPr/>
+      <w:r>
+        <w:t xml:space="preserve">La Cabane à Histoires mêle des scènes avec des enfants et des albums mis en images. Pour commencer votre repérage, vous pouvez chercher </w:t>
+      </w:r>
+      <w:r>
+        <w:rPr>
+          <w:b/>
+        </w:rPr>
+        <w:t>« Le chocolat », épisode 7 de la saison 4</w:t>
+      </w:r>
+      <w:r>
+        <w:t xml:space="preserve">, annoncé à 7 minutes dans la </w:t>
+      </w:r>
+      <w:hyperlink r:id="rId9">
+        <w:r>
+          <w:rPr>
+            <w:color w:val="205C77"/>
+          </w:rPr>
+          <w:t>fiche CANAL+</w:t>
+        </w:r>
+      </w:hyperlink>
+      <w:r>
+        <w:t>.</w:t>
+      </w:r>
+    </w:p>
+    <w:p>
+      <w:pPr/>
+      <w:r>
+        <w:t>L'intérêt pratique de cette piste est sa durée et son lien avec le livre. Regardez l'épisode avant de le proposer si vous ne le connaissez pas, puis décidez s'il convient à votre enfant. Cette suggestion ne vaut pas validation de toute la série : vérifiez le titre exact et le contenu de chaque nouvelle histoire.</w:t>
+      </w:r>
+    </w:p>
+    <w:p>
+      <w:pPr/>
+      <w:r>
+        <w:t>Après, vous pouvez lui demander de choisir un album dans sa bibliothèque. Il n'a pas besoin de raconter l'épisode ou d'en tirer une leçon. Le plaisir de passer d'une histoire à une autre suffit.</w:t>
+      </w:r>
+    </w:p>
+    <w:p>
+      <w:pPr/>
+      <w:r>
+        <w:t>À l'inverse, un long métrage que vous trouvez tendre reste une longue séance. Le proposer en entier à un petit parce que son dessin vous rassure peut vous faire oublier cette différence de format.</w:t>
+      </w:r>
+    </w:p>
+    <w:p>
+      <w:pPr>
+        <w:pStyle w:val="Heading2"/>
+      </w:pPr>
+      <w:r>
+        <w:t>Préparer la fin avant le générique</w:t>
+      </w:r>
+    </w:p>
+    <w:p>
+      <w:pPr/>
+      <w:r>
+        <w:t>« On regarde cet épisode, puis on va arroser la plante. » Cette phrase donne un début, une fin et une suite simple.</w:t>
+      </w:r>
+    </w:p>
+    <w:p>
+      <w:pPr/>
+      <w:r>
+        <w:t>Désactivez la lecture automatique quand le service le permet. Un nouvel épisode lancé pendant que vous cherchez la télécommande transforme une fin prévue en interruption. Sur une application, vérifiez aussi que votre enfant ne peut pas glisser directement vers une autre vidéo.</w:t>
+      </w:r>
+    </w:p>
+    <w:p>
+      <w:pPr/>
+      <w:r>
+        <w:t>Pendant le visionnage, restez disponible. Vous pouvez nommer brièvement ce qui arrive si votre enfant le demande : « Elle est triste parce qu'elle a perdu son jouet. » Inutile de commenter chaque scène.</w:t>
+      </w:r>
+    </w:p>
+    <w:p>
+      <w:pPr/>
+      <w:r>
+        <w:t>S'il détourne le regard, se bouche les oreilles ou demande à arrêter, faites une pause. Il n'a rien à terminer pour vous faire plaisir.</w:t>
+      </w:r>
+    </w:p>
+    <w:p>
+      <w:pPr>
+        <w:pStyle w:val="Heading2"/>
+      </w:pPr>
+      <w:r>
+        <w:t>Après, observer sans tirer de conclusion trop vite</w:t>
+      </w:r>
+    </w:p>
+    <w:p>
+      <w:pPr/>
+      <w:r>
+        <w:t>Votre enfant réclame un deuxième épisode. Cela vous renseigne sur son envie de continuer, pas à lui seul sur la qualité du programme.</w:t>
+      </w:r>
+    </w:p>
+    <w:p>
+      <w:pPr/>
+      <w:r>
+        <w:t>Pour ajuster la prochaine séance, regardez plutôt plusieurs choses : a-t-il été inquiet pendant une scène ? A-t-il pu passer à autre chose avec votre aide ? En reparle-t-il avec plaisir ou avec crainte ? Était-il déjà fatigué avant de commencer ?</w:t>
+      </w:r>
+    </w:p>
+    <w:p>
+      <w:pPr/>
+      <w:r>
+        <w:t>Un soir difficile ne permet pas d'accuser un dessin animé de tous les maux. En revanche, une scène qui le gêne à plusieurs reprises est une raison suffisante pour choisir autre chose.</w:t>
+      </w:r>
+    </w:p>
+    <w:p>
+      <w:pPr/>
+      <w:r>
+        <w:rPr>
+          <w:b/>
+        </w:rPr>
+        <w:t>Gardez le nom des épisodes qui se passent bien.</w:t>
+      </w:r>
+      <w:r>
+        <w:t xml:space="preserve"> Une petite liste de trois histoires connues peut rendre plus service qu'un catalogue entier de nouveautés. Et vous avez parfaitement le droit de relire le même album à la place : à cet âge, découvrir n'est pas une course.</w:t>
+      </w:r>
+    </w:p>
     <w:sectPr>
       <w:footnotePr>
         <w:numRestart w:val="eachSect"/>
       </w:footnotePr>
+      <w:pgSz w:w="12240" w:h="15840"/>
+      <w:pgMar w:top="1152" w:bottom="1152" w:left="1224" w:right="1224"/>
     </w:sectPr>
   </w:body>
 </w:document>
@@ -785,6 +960,34 @@
   </w:num>
   <w:num w:numId="1001">
     <w:abstractNumId w:val="991"/>
+  </w:num>
+  <w:abstractNum w:abstractNumId="992">
+    <w:lvl w:ilvl="0">
+      <w:start w:val="1"/>
+      <w:numFmt w:val="bullet"/>
+      <w:lvlText w:val="•"/>
+      <w:lvlJc w:val="left"/>
+      <w:pPr>
+        <w:ind w:left="360" w:hanging="180"/>
+      </w:pPr>
+    </w:lvl>
+  </w:abstractNum>
+  <w:num w:numId="1002">
+    <w:abstractNumId w:val="992"/>
+  </w:num>
+  <w:abstractNum w:abstractNumId="993">
+    <w:lvl w:ilvl="0">
+      <w:start w:val="1"/>
+      <w:numFmt w:val="bullet"/>
+      <w:lvlText w:val="•"/>
+      <w:lvlJc w:val="left"/>
+      <w:pPr>
+        <w:ind w:left="360" w:hanging="180"/>
+      </w:pPr>
+    </w:lvl>
+  </w:abstractNum>
+  <w:num w:numId="1003">
+    <w:abstractNumId w:val="993"/>
   </w:num>
 </w:numbering>
 </file>
@@ -810,6 +1013,15 @@
   <w:style w:default="1" w:styleId="Normal" w:type="paragraph">
     <w:name w:val="Normal"/>
     <w:qFormat/>
+    <w:pPr>
+      <w:widowControl/>
+      <w:spacing w:after="100" w:line="259" w:lineRule="auto"/>
+    </w:pPr>
+    <w:rPr>
+      <w:rFonts w:ascii="Calibri" w:hAnsi="Calibri"/>
+      <w:color w:val="000000"/>
+      <w:sz w:val="22"/>
+    </w:rPr>
   </w:style>
   <w:style w:styleId="BodyText" w:type="paragraph">
     <w:name w:val="Body Text"/>
@@ -817,22 +1029,43 @@
     <w:link w:val="BodyTextChar"/>
     <w:qFormat/>
     <w:pPr>
-      <w:spacing w:after="180" w:before="180"/>
-    </w:pPr>
+      <w:widowControl/>
+      <w:spacing w:after="100" w:before="180" w:line="259" w:lineRule="auto"/>
+    </w:pPr>
+    <w:rPr>
+      <w:rFonts w:ascii="Calibri" w:hAnsi="Calibri"/>
+      <w:color w:val="000000"/>
+      <w:sz w:val="22"/>
+    </w:rPr>
   </w:style>
   <w:style w:customStyle="1" w:styleId="FirstParagraph" w:type="paragraph">
     <w:name w:val="First Paragraph"/>
     <w:basedOn w:val="BodyText"/>
     <w:next w:val="BodyText"/>
     <w:qFormat/>
+    <w:pPr>
+      <w:widowControl/>
+      <w:spacing w:after="100" w:line="259" w:lineRule="auto"/>
+    </w:pPr>
+    <w:rPr>
+      <w:rFonts w:ascii="Calibri" w:hAnsi="Calibri"/>
+      <w:color w:val="000000"/>
+      <w:sz w:val="22"/>
+    </w:rPr>
   </w:style>
   <w:style w:customStyle="1" w:styleId="Compact" w:type="paragraph">
     <w:name w:val="Compact"/>
     <w:basedOn w:val="BodyText"/>
     <w:qFormat/>
     <w:pPr>
-      <w:spacing w:after="36" w:before="36"/>
-    </w:pPr>
+      <w:widowControl/>
+      <w:spacing w:after="100" w:before="36" w:line="259" w:lineRule="auto"/>
+    </w:pPr>
+    <w:rPr>
+      <w:rFonts w:ascii="Calibri" w:hAnsi="Calibri"/>
+      <w:color w:val="000000"/>
+      <w:sz w:val="22"/>
+    </w:rPr>
   </w:style>
   <w:style w:styleId="Title" w:type="paragraph">
     <w:name w:val="Title"/>
@@ -843,13 +1076,15 @@
     <w:qFormat/>
     <w:rsid w:val="00A10FD9"/>
     <w:pPr>
-      <w:spacing w:after="80" w:line="240" w:lineRule="auto"/>
+      <w:keepNext/>
+      <w:spacing w:after="120" w:line="240" w:lineRule="auto" w:before="240"/>
       <w:contextualSpacing/>
       <w:jc w:val="center"/>
     </w:pPr>
     <w:rPr>
-      <w:rFonts w:asciiTheme="majorHAnsi" w:cstheme="majorBidi" w:eastAsiaTheme="majorEastAsia" w:hAnsiTheme="majorHAnsi"/>
-      <w:sz w:val="56"/>
+      <w:rFonts w:asciiTheme="majorHAnsi" w:cstheme="majorBidi" w:eastAsiaTheme="majorEastAsia" w:hAnsiTheme="majorHAnsi" w:ascii="Calibri" w:hAnsi="Calibri"/>
+      <w:color w:val="000000"/>
+      <w:sz w:val="40"/>
       <w:szCs w:val="56"/>
     </w:rPr>
   </w:style>
@@ -978,12 +1213,12 @@
     <w:pPr>
       <w:keepNext/>
       <w:keepLines/>
-      <w:spacing w:after="80" w:before="360"/>
+      <w:spacing w:after="120" w:before="240"/>
       <w:outlineLvl w:val="0"/>
     </w:pPr>
     <w:rPr>
-      <w:rFonts w:asciiTheme="majorHAnsi" w:cstheme="majorBidi" w:eastAsiaTheme="majorEastAsia" w:hAnsiTheme="majorHAnsi"/>
-      <w:color w:themeColor="accent1" w:themeShade="BF" w:val="0F4761"/>
+      <w:rFonts w:asciiTheme="majorHAnsi" w:cstheme="majorBidi" w:eastAsiaTheme="majorEastAsia" w:hAnsiTheme="majorHAnsi" w:ascii="Calibri" w:hAnsi="Calibri"/>
+      <w:color w:val="000000"/>
       <w:sz w:val="40"/>
       <w:szCs w:val="40"/>
     </w:rPr>
@@ -1001,13 +1236,13 @@
     <w:pPr>
       <w:keepNext/>
       <w:keepLines/>
-      <w:spacing w:after="80" w:before="160"/>
+      <w:spacing w:after="120" w:before="240"/>
       <w:outlineLvl w:val="1"/>
     </w:pPr>
     <w:rPr>
-      <w:rFonts w:asciiTheme="majorHAnsi" w:cstheme="majorBidi" w:eastAsiaTheme="majorEastAsia" w:hAnsiTheme="majorHAnsi"/>
-      <w:color w:themeColor="accent1" w:themeShade="BF" w:val="0F4761"/>
-      <w:sz w:val="32"/>
+      <w:rFonts w:asciiTheme="majorHAnsi" w:cstheme="majorBidi" w:eastAsiaTheme="majorEastAsia" w:hAnsiTheme="majorHAnsi" w:ascii="Calibri" w:hAnsi="Calibri"/>
+      <w:color w:val="000000"/>
+      <w:sz w:val="28"/>
       <w:szCs w:val="32"/>
     </w:rPr>
   </w:style>
@@ -1024,13 +1259,13 @@
     <w:pPr>
       <w:keepNext/>
       <w:keepLines/>
-      <w:spacing w:after="80" w:before="160"/>
+      <w:spacing w:after="120" w:before="240"/>
       <w:outlineLvl w:val="2"/>
     </w:pPr>
     <w:rPr>
-      <w:rFonts w:cstheme="majorBidi" w:eastAsiaTheme="majorEastAsia"/>
-      <w:color w:themeColor="accent1" w:themeShade="BF" w:val="0F4761"/>
-      <w:sz w:val="28"/>
+      <w:rFonts w:cstheme="majorBidi" w:eastAsiaTheme="majorEastAsia" w:ascii="Calibri" w:hAnsi="Calibri"/>
+      <w:color w:val="000000"/>
+      <w:sz w:val="24"/>
       <w:szCs w:val="28"/>
     </w:rPr>
   </w:style>
